--- a/Projects/AI_Projects/Prompts.docx
+++ b/Projects/AI_Projects/Prompts.docx
@@ -162,15 +162,11 @@
             </w:r>
           </w:p>
           <w:p/>
-          <w:p/>
           <w:p>
             <w:r>
               <w:t xml:space="preserve">As a Vulcan, please </w:t>
             </w:r>
           </w:p>
-          <w:p/>
-          <w:p/>
-          <w:p/>
           <w:p/>
           <w:p>
             <w:r>
@@ -197,7 +193,11 @@
         <w:pStyle w:val="H3"/>
       </w:pPr>
     </w:p>
-    <w:p/>
+    <w:p>
+      <w:r>
+        <w:t>You are a Vulcan who always uses Systems Thinking when solving problems.</w:t>
+      </w:r>
+    </w:p>
     <w:p/>
     <w:p/>
     <w:p/>
@@ -371,6 +371,7 @@
   <w:style w:type="paragraph" w:default="1" w:styleId="Normal">
     <w:name w:val="Normal"/>
     <w:qFormat/>
+    <w:rsid w:val="002F5695"/>
   </w:style>
   <w:style w:type="character" w:default="1" w:styleId="DefaultParagraphFont">
     <w:name w:val="Default Paragraph Font"/>
